--- a/docs/SurgeryReady_Algorithm_Documentation_2026-08-01.docx
+++ b/docs/SurgeryReady_Algorithm_Documentation_2026-08-01.docx
@@ -4420,7 +4420,7 @@
           <w:sz w:val="22"/>
           <w:szCs w:val="22"/>
         </w:rPr>
-        <w:t xml:space="preserve">Each domain is evaluated independently; multiple cards can be active. Derived inputs: weeks = parseInt(weeksUntil) || 4; weightKg = weight × 0.453592; ibwKg (Devine) = (sex is male ? 50 : 45.5) + 2.3 × (heightInches − 60), computed only when height is 58–90 in and sex is recorded; proteinWeightKg = min(weightKg, ibwKg) when both are available, else weightKg, else an 80 kg reference; proteinTarget = (proteinWeightKg × 1.5) g/day.</w:t>
+        <w:t xml:space="preserve">Each domain is evaluated independently; multiple cards can be active. Derived inputs: weeks = parseInt(weeksUntil) || 4; weightKg = weight × 0.453592; ibwKg = Devine ((sex is male ? 50 : 45.5) + 2.3 × (heightInches − 60)) when sex is recorded and height ≥ 58 in, otherwise a sex-neutral estimate of 22.5 × heightMeters² so that a blank Sex field does not revert the target to actual body weight; proteinWeightKg = min(weightKg, ibwKg) when both are available, else weightKg, else an 80 kg reference; proteinTarget = (proteinWeightKg × 1.5) g/day.</w:t>
       </w:r>
     </w:p>
     <w:p>
